--- a/data/human_paras/human_para_76.docx
+++ b/data/human_paras/human_para_76.docx
@@ -4,7 +4,7 @@
   <w:body>
     <w:p>
       <w:r>
-        <w:t>Cape Henry has helped to bring out the best in me by developing by leadership skills, academics and my character. It has helped me to form the best friendship by promoting group activities beyond the studies too. So, I love attending Cape Henry and advise new students and parents to make the same choice.</w:t>
+        <w:t>My experience with Cape Henry Collegiate has been hugely positive and rewarding. The school environment and the helpful teaching and non-teaching staffs have contributed a lot to my overall academic performance and always encouraged me to participate in different extra-curricular activities.</w:t>
       </w:r>
     </w:p>
     <w:sectPr>
